--- a/extras/clinical_descriptions/hypertension.docx
+++ b/extras/clinical_descriptions/hypertension.docx
@@ -2,633 +2,201 @@
 <file path=word/document.xml><?xml version="1.0" encoding="utf-8"?>
 <w:document xmlns:wpc="http://schemas.microsoft.com/office/word/2010/wordprocessingCanvas" xmlns:cx="http://schemas.microsoft.com/office/drawing/2014/chartex" xmlns:cx1="http://schemas.microsoft.com/office/drawing/2015/9/8/chartex" xmlns:cx2="http://schemas.microsoft.com/office/drawing/2015/10/21/chartex" xmlns:cx3="http://schemas.microsoft.com/office/drawing/2016/5/9/chartex" xmlns:cx4="http://schemas.microsoft.com/office/drawing/2016/5/10/chartex" xmlns:cx5="http://schemas.microsoft.com/office/drawing/2016/5/11/chartex" xmlns:cx6="http://schemas.microsoft.com/office/drawing/2016/5/12/chartex" xmlns:cx7="http://schemas.microsoft.com/office/drawing/2016/5/13/chartex" xmlns:cx8="http://schemas.microsoft.com/office/drawing/2016/5/14/chartex" xmlns:mc="http://schemas.openxmlformats.org/markup-compatibility/2006" xmlns:aink="http://schemas.microsoft.com/office/drawing/2016/ink" xmlns:am3d="http://schemas.microsoft.com/office/drawing/2017/model3d" xmlns:o="urn:schemas-microsoft-com:office:office" xmlns:oel="http://schemas.microsoft.com/office/2019/extlst" xmlns:r="http://schemas.openxmlformats.org/officeDocument/2006/relationships" xmlns:m="http://schemas.openxmlformats.org/officeDocument/2006/math" xmlns:v="urn:schemas-microsoft-com:vml" xmlns:wp14="http://schemas.microsoft.com/office/word/2010/wordprocessingDrawing" xmlns:wp="http://schemas.openxmlformats.org/drawingml/2006/wordprocessingDrawing" xmlns:w10="urn:schemas-microsoft-com:office:word" xmlns:w="http://schemas.openxmlformats.org/wordprocessingml/2006/main" xmlns:w14="http://schemas.microsoft.com/office/word/2010/wordml" xmlns:w15="http://schemas.microsoft.com/office/word/2012/wordml" xmlns:w16cex="http://schemas.microsoft.com/office/word/2018/wordml/cex" xmlns:w16cid="http://schemas.microsoft.com/office/word/2016/wordml/cid" xmlns:w16="http://schemas.microsoft.com/office/word/2018/wordml" xmlns:w16du="http://schemas.microsoft.com/office/word/2023/wordml/word16du" xmlns:w16sdtdh="http://schemas.microsoft.com/office/word/2020/wordml/sdtdatahash" xmlns:w16sdtfl="http://schemas.microsoft.com/office/word/2024/wordml/sdtformatlock" xmlns:w16se="http://schemas.microsoft.com/office/word/2015/wordml/symex" xmlns:wpg="http://schemas.microsoft.com/office/word/2010/wordprocessingGroup" xmlns:wpi="http://schemas.microsoft.com/office/word/2010/wordprocessingInk" xmlns:wne="http://schemas.microsoft.com/office/word/2006/wordml" xmlns:wps="http://schemas.microsoft.com/office/word/2010/wordprocessingShape" mc:Ignorable="w14 w15 w16se w16cid w16 w16cex w16sdtdh w16sdtfl w16du wp14">
   <w:body>
+    <w:p/>
     <w:p>
       <w:pPr>
-        <w:pStyle w:val="Heading1"/>
-        <w:rPr>
-          <w:rFonts w:ascii="Arial Rounded MT Bold" w:hAnsi="Arial Rounded MT Bold"/>
-          <w:b/>
-          <w:bCs/>
-          <w:sz w:val="48"/>
-          <w:szCs w:val="48"/>
-        </w:rPr>
+        <w:pStyle w:val="Title"/>
       </w:pPr>
       <w:r>
-        <w:rPr>
-          <w:rFonts w:ascii="Arial Rounded MT Bold" w:hAnsi="Arial Rounded MT Bold"/>
-          <w:b/>
-          <w:bCs/>
-          <w:sz w:val="48"/>
-          <w:szCs w:val="48"/>
-        </w:rPr>
-        <w:t xml:space="preserve">Clinical description </w:t>
+        <w:t xml:space="preserve">Clinical description for hypertension</w:t>
       </w:r>
     </w:p>
     <w:p>
       <w:pPr>
-        <w:spacing w:after="240" w:line="240" w:lineRule="auto"/>
-        <w:outlineLvl w:val="1"/>
-        <w:rPr>
-          <w:rFonts w:ascii="Segoe UI" w:eastAsia="Times New Roman" w:hAnsi="Segoe UI" w:cs="Segoe UI"/>
-          <w:b/>
-          <w:bCs/>
-          <w:sz w:val="18"/>
-          <w:szCs w:val="18"/>
-          <w:lang w:eastAsia="en-GB"/>
-        </w:rPr>
-      </w:pPr>
-    </w:p>
-    <w:p>
-      <w:pPr>
-        <w:spacing w:after="240" w:line="240" w:lineRule="auto"/>
-        <w:outlineLvl w:val="1"/>
-        <w:rPr>
-          <w:rFonts w:ascii="Segoe UI" w:eastAsia="Times New Roman" w:hAnsi="Segoe UI" w:cs="Segoe UI"/>
-          <w:sz w:val="18"/>
-          <w:szCs w:val="18"/>
-          <w:lang w:eastAsia="en-GB"/>
-        </w:rPr>
+        <w:pStyle w:val="Normal"/>
       </w:pPr>
       <w:r>
-        <w:rPr>
-          <w:rFonts w:ascii="Segoe UI" w:eastAsia="Times New Roman" w:hAnsi="Segoe UI" w:cs="Segoe UI"/>
-          <w:b/>
-          <w:bCs/>
-          <w:sz w:val="18"/>
-          <w:szCs w:val="18"/>
-          <w:lang w:eastAsia="en-GB"/>
-        </w:rPr>
-        <w:t xml:space="preserve">Phenotype name: </w:t>
-      </w:r>
-      <w:r>
-        <w:rPr>
-          <w:rFonts w:ascii="Segoe UI" w:eastAsia="Times New Roman" w:hAnsi="Segoe UI" w:cs="Segoe UI"/>
-          <w:b/>
-          <w:bCs/>
-          <w:sz w:val="18"/>
-          <w:szCs w:val="18"/>
-          <w:lang w:eastAsia="en-GB"/>
-        </w:rPr>
-        <w:t>hypertension</w:t>
+        <w:t xml:space="preserve"/>
       </w:r>
     </w:p>
     <w:p>
       <w:pPr>
-        <w:spacing w:after="240" w:line="240" w:lineRule="auto"/>
-        <w:outlineLvl w:val="1"/>
-        <w:rPr>
-          <w:rFonts w:ascii="Segoe UI" w:eastAsia="Times New Roman" w:hAnsi="Segoe UI" w:cs="Segoe UI"/>
-          <w:b/>
-          <w:bCs/>
-          <w:sz w:val="18"/>
-          <w:szCs w:val="18"/>
-          <w:lang w:eastAsia="en-GB"/>
-        </w:rPr>
+        <w:pStyle w:val="Normal"/>
+        <w:jc w:val="left"/>
+        <w:pBdr>
+          <w:bottom w:val="none" w:sz="0" w:space="0" w:color="000000"/>
+          <w:top w:val="none" w:sz="0" w:space="0" w:color="000000"/>
+          <w:left w:val="none" w:sz="0" w:space="0" w:color="000000"/>
+          <w:right w:val="none" w:sz="0" w:space="0" w:color="000000"/>
+        </w:pBdr>
+        <w:spacing w:after="0" w:before="0" w:line="240"/>
+        <w:ind w:left="0" w:right="0" w:firstLine="0" w:firstLineChars="0"/>
       </w:pPr>
       <w:r>
         <w:rPr>
-          <w:rFonts w:ascii="Segoe UI" w:eastAsia="Times New Roman" w:hAnsi="Segoe UI" w:cs="Segoe UI"/>
-          <w:b/>
-          <w:bCs/>
-          <w:sz w:val="18"/>
-          <w:szCs w:val="18"/>
-          <w:lang w:eastAsia="en-GB"/>
+          <w:rFonts w:ascii="Arial" w:hAnsi="Arial" w:eastAsia="Arial" w:cs="Arial"/>
+          <w:i w:val="true"/>
+          <w:b w:val="false"/>
+          <w:u w:val="none"/>
+          <w:sz w:val="20"/>
+          <w:szCs w:val="20"/>
+          <w:color w:val="000000"/>
         </w:rPr>
-        <w:t xml:space="preserve">Author: </w:t>
-      </w:r>
-      <w:r>
-        <w:rPr>
-          <w:rFonts w:ascii="Segoe UI" w:eastAsia="Times New Roman" w:hAnsi="Segoe UI" w:cs="Segoe UI"/>
-          <w:b/>
-          <w:bCs/>
-          <w:sz w:val="18"/>
-          <w:szCs w:val="18"/>
-          <w:lang w:eastAsia="en-GB"/>
-        </w:rPr>
-        <w:t>Micky Mouse</w:t>
+        <w:t xml:space="preserve">Created on 2026-04-13</w:t>
       </w:r>
     </w:p>
     <w:p>
       <w:pPr>
-        <w:spacing w:after="240" w:line="240" w:lineRule="auto"/>
-        <w:outlineLvl w:val="1"/>
-        <w:rPr>
-          <w:rFonts w:ascii="Segoe UI" w:eastAsia="Times New Roman" w:hAnsi="Segoe UI" w:cs="Segoe UI"/>
-          <w:b/>
-          <w:bCs/>
-          <w:sz w:val="18"/>
-          <w:szCs w:val="18"/>
-          <w:lang w:eastAsia="en-GB"/>
-        </w:rPr>
+        <w:pStyle w:val="Normal"/>
       </w:pPr>
       <w:r>
-        <w:rPr>
-          <w:rFonts w:ascii="Segoe UI" w:eastAsia="Times New Roman" w:hAnsi="Segoe UI" w:cs="Segoe UI"/>
-          <w:b/>
-          <w:bCs/>
-          <w:sz w:val="18"/>
-          <w:szCs w:val="18"/>
-          <w:lang w:eastAsia="en-GB"/>
-        </w:rPr>
-        <w:t xml:space="preserve">Date: </w:t>
-      </w:r>
-      <w:r>
-        <w:rPr>
-          <w:rFonts w:ascii="Segoe UI" w:eastAsia="Times New Roman" w:hAnsi="Segoe UI" w:cs="Segoe UI"/>
-          <w:b/>
-          <w:bCs/>
-          <w:sz w:val="18"/>
-          <w:szCs w:val="18"/>
-          <w:lang w:eastAsia="en-GB"/>
-        </w:rPr>
-        <w:t>18/12/2028</w:t>
+        <w:t xml:space="preserve"/>
       </w:r>
     </w:p>
     <w:p>
       <w:pPr>
-        <w:spacing w:before="360" w:after="240" w:line="240" w:lineRule="auto"/>
-        <w:outlineLvl w:val="2"/>
-        <w:rPr>
-          <w:rFonts w:ascii="Segoe UI" w:eastAsia="Times New Roman" w:hAnsi="Segoe UI" w:cs="Segoe UI"/>
-          <w:b/>
-          <w:bCs/>
-          <w:sz w:val="30"/>
-          <w:szCs w:val="30"/>
-          <w:lang w:eastAsia="en-GB"/>
-        </w:rPr>
+        <w:pStyle w:val="Normal"/>
+        <w:jc w:val="left"/>
+        <w:pBdr>
+          <w:bottom w:val="none" w:sz="0" w:space="0" w:color="000000"/>
+          <w:top w:val="none" w:sz="0" w:space="0" w:color="000000"/>
+          <w:left w:val="none" w:sz="0" w:space="0" w:color="000000"/>
+          <w:right w:val="none" w:sz="0" w:space="0" w:color="000000"/>
+        </w:pBdr>
+        <w:spacing w:after="0" w:before="0" w:line="240"/>
+        <w:ind w:left="0" w:right="0" w:firstLine="0" w:firstLineChars="0"/>
       </w:pPr>
       <w:r>
         <w:rPr>
-          <w:rFonts w:ascii="Segoe UI" w:eastAsia="Times New Roman" w:hAnsi="Segoe UI" w:cs="Segoe UI"/>
-          <w:b/>
-          <w:bCs/>
-          <w:sz w:val="30"/>
-          <w:szCs w:val="30"/>
-          <w:lang w:eastAsia="en-GB"/>
+          <w:rFonts w:ascii="Arial" w:hAnsi="Arial" w:eastAsia="Arial" w:cs="Arial"/>
+          <w:i w:val="true"/>
+          <w:b w:val="false"/>
+          <w:u w:val="none"/>
+          <w:sz w:val="20"/>
+          <w:szCs w:val="20"/>
+          <w:color w:val="000000"/>
         </w:rPr>
-        <w:t>Information source</w:t>
+        <w:t xml:space="preserve">Description generated by using gemini-2.5-pro (via PhenotypeR::getClinicalDescription())</w:t>
       </w:r>
     </w:p>
     <w:p>
       <w:pPr>
-        <w:rPr>
-          <w:lang w:eastAsia="en-GB"/>
-        </w:rPr>
+        <w:pStyle w:val="Normal"/>
       </w:pPr>
       <w:r>
-        <w:rPr>
-          <w:lang w:eastAsia="en-GB"/>
-        </w:rPr>
-        <w:t>Dynamed (</w:t>
-      </w:r>
-      <w:r>
-        <w:rPr>
-          <w:lang w:eastAsia="en-GB"/>
-        </w:rPr>
-        <w:t>https://www.dynamed.com/</w:t>
-      </w:r>
-      <w:r>
-        <w:rPr>
-          <w:lang w:eastAsia="en-GB"/>
-        </w:rPr>
-        <w:t>)</w:t>
+        <w:t xml:space="preserve"/>
       </w:r>
     </w:p>
     <w:p>
       <w:pPr>
-        <w:spacing w:before="360" w:after="240" w:line="240" w:lineRule="auto"/>
-        <w:outlineLvl w:val="2"/>
-        <w:rPr>
-          <w:rFonts w:ascii="Segoe UI" w:eastAsia="Times New Roman" w:hAnsi="Segoe UI" w:cs="Segoe UI"/>
-          <w:b/>
-          <w:bCs/>
-          <w:sz w:val="30"/>
-          <w:szCs w:val="30"/>
-          <w:lang w:eastAsia="en-GB"/>
-        </w:rPr>
+        <w:pStyle w:val="Heading1"/>
       </w:pPr>
       <w:r>
-        <w:rPr>
-          <w:rFonts w:ascii="Segoe UI" w:eastAsia="Times New Roman" w:hAnsi="Segoe UI" w:cs="Segoe UI"/>
-          <w:b/>
-          <w:bCs/>
-          <w:sz w:val="30"/>
-          <w:szCs w:val="30"/>
-          <w:lang w:eastAsia="en-GB"/>
-        </w:rPr>
-        <w:t>Introduction</w:t>
+        <w:t xml:space="preserve">Introduction/ synonyms</w:t>
       </w:r>
     </w:p>
     <w:p>
       <w:pPr>
-        <w:rPr>
-          <w:lang w:eastAsia="en-GB"/>
-        </w:rPr>
+        <w:pStyle w:val="Normal"/>
       </w:pPr>
       <w:r>
-        <w:rPr>
-          <w:lang w:eastAsia="en-GB"/>
-        </w:rPr>
-        <w:t>Hypertension is a sustained elevation of systemic arterial blood pressure, most commonly defined as a systolic blood pressure (BP) ≥ 140 mm Hg or diastolic BP ≥ 90 mm Hg, but definitions vary by professional organization and cardiovascular risk.</w:t>
+        <w:t xml:space="preserve">Hypertension is a long-term medical condition characterised by persistently elevated arterial blood pressure. This condition is also commonly referred to as high blood pressure. The vast majority of cases are classified as primary or essential hypertension, which is defined as high blood pressure with no identifiable secondary cause.</w:t>
       </w:r>
     </w:p>
     <w:p>
       <w:pPr>
-        <w:rPr>
-          <w:lang w:eastAsia="en-GB"/>
-        </w:rPr>
+        <w:pStyle w:val="Heading1"/>
       </w:pPr>
       <w:r>
-        <w:rPr>
-          <w:lang w:eastAsia="en-GB"/>
-        </w:rPr>
-        <w:t>Other names include: primary hypertension, essential hypertension, idiopathic hypertension, sustained hypertension.</w:t>
+        <w:t xml:space="preserve">Clinical presentation/ symptoms</w:t>
       </w:r>
     </w:p>
     <w:p>
       <w:pPr>
-        <w:spacing w:before="360" w:after="240" w:line="240" w:lineRule="auto"/>
-        <w:outlineLvl w:val="2"/>
-        <w:rPr>
-          <w:rFonts w:ascii="Segoe UI" w:eastAsia="Times New Roman" w:hAnsi="Segoe UI" w:cs="Segoe UI"/>
-          <w:b/>
-          <w:bCs/>
-          <w:sz w:val="30"/>
-          <w:szCs w:val="30"/>
-          <w:lang w:eastAsia="en-GB"/>
-        </w:rPr>
+        <w:pStyle w:val="Normal"/>
       </w:pPr>
       <w:r>
-        <w:rPr>
-          <w:rFonts w:ascii="Segoe UI" w:eastAsia="Times New Roman" w:hAnsi="Segoe UI" w:cs="Segoe UI"/>
-          <w:b/>
-          <w:bCs/>
-          <w:sz w:val="30"/>
-          <w:szCs w:val="30"/>
-          <w:lang w:eastAsia="en-GB"/>
-        </w:rPr>
-        <w:t>Management</w:t>
+        <w:t xml:space="preserve">Hypertension is typically an asymptomatic condition and is often identified incidentally during routine medical assessments or screening for other health issues. When symptoms do occur, they are generally non-specific and may arise when blood pressure is significantly elevated, potentially indicating a hypertensive crisis. These symptoms can include headaches, particularly at the back of the head, dizziness, tinnitus, and blurred or altered vision.</w:t>
       </w:r>
     </w:p>
     <w:p>
       <w:pPr>
-        <w:rPr>
-          <w:lang w:eastAsia="en-GB"/>
-        </w:rPr>
+        <w:pStyle w:val="Heading1"/>
       </w:pPr>
       <w:r>
-        <w:rPr>
-          <w:lang w:eastAsia="en-GB"/>
-        </w:rPr>
-        <w:t>Management of the d</w:t>
-      </w:r>
-      <w:r>
-        <w:rPr>
-          <w:lang w:eastAsia="en-GB"/>
-        </w:rPr>
-        <w:t xml:space="preserve">isease include targeting blood pressure of &lt;130/80mmHg in patients without comorbidities, and SBP&lt;140mmHg in patients with </w:t>
-      </w:r>
-      <w:proofErr w:type="spellStart"/>
-      <w:r>
-        <w:rPr>
-          <w:lang w:eastAsia="en-GB"/>
-        </w:rPr>
-        <w:t>failty</w:t>
-      </w:r>
-      <w:proofErr w:type="spellEnd"/>
-      <w:r>
-        <w:rPr>
-          <w:lang w:eastAsia="en-GB"/>
-        </w:rPr>
-        <w:t xml:space="preserve">, pretreatment symptomatic orthostatic hypotension, predicted lifespan &lt;3years, and/or &gt;=85 years old. </w:t>
+        <w:t xml:space="preserve">Epidemiology</w:t>
       </w:r>
     </w:p>
     <w:p>
       <w:pPr>
-        <w:rPr>
-          <w:lang w:eastAsia="en-GB"/>
-        </w:rPr>
+        <w:pStyle w:val="Normal"/>
       </w:pPr>
       <w:r>
-        <w:rPr>
-          <w:lang w:eastAsia="en-GB"/>
-        </w:rPr>
-        <w:t xml:space="preserve">Other management strategies include a lifestyle modification, and/or initiating antihypertensive therapy, </w:t>
+        <w:t xml:space="preserve">The prevalence of hypertension increases substantially with age and varies by sex, being more common in men at younger ages and more common in women after menopause. There are also significant differences in prevalence across ethnic groups. Modifiable risk factors include high dietary sodium intake, insufficient potassium intake, excessive alcohol consumption, a sedentary lifestyle, and obesity. Non-modifiable risk factors include advancing age, a family history of the condition, and genetic predispositions associated with ethnicity. Hypertension frequently co-exists with other conditions such as type 2 diabetes mellitus, dyslipidaemia, and chronic kidney disease, and it is a major risk factor for developing cardiovascular diseases like coronary artery disease, stroke, and heart failure.</w:t>
       </w:r>
     </w:p>
     <w:p>
       <w:pPr>
-        <w:spacing w:before="360" w:after="240" w:line="240" w:lineRule="auto"/>
-        <w:outlineLvl w:val="2"/>
-        <w:rPr>
-          <w:rFonts w:ascii="Segoe UI" w:eastAsia="Times New Roman" w:hAnsi="Segoe UI" w:cs="Segoe UI"/>
-          <w:b/>
-          <w:bCs/>
-          <w:sz w:val="30"/>
-          <w:szCs w:val="30"/>
-          <w:lang w:eastAsia="en-GB"/>
-        </w:rPr>
+        <w:pStyle w:val="Heading1"/>
       </w:pPr>
       <w:r>
-        <w:rPr>
-          <w:rFonts w:ascii="Segoe UI" w:eastAsia="Times New Roman" w:hAnsi="Segoe UI" w:cs="Segoe UI"/>
-          <w:b/>
-          <w:bCs/>
-          <w:sz w:val="30"/>
-          <w:szCs w:val="30"/>
-          <w:lang w:eastAsia="en-GB"/>
-        </w:rPr>
-        <w:t>Complications</w:t>
+        <w:t xml:space="preserve">Assessment/ diagnosis</w:t>
       </w:r>
     </w:p>
     <w:p>
       <w:pPr>
-        <w:rPr>
-          <w:lang w:eastAsia="en-GB"/>
-        </w:rPr>
+        <w:pStyle w:val="Normal"/>
       </w:pPr>
       <w:r>
-        <w:rPr>
-          <w:lang w:eastAsia="en-GB"/>
-        </w:rPr>
-        <w:t>Hypertension is a risk factor for:</w:t>
-      </w:r>
-      <w:r>
-        <w:rPr>
-          <w:lang w:eastAsia="en-GB"/>
-        </w:rPr>
-        <w:t xml:space="preserve"> </w:t>
-      </w:r>
-      <w:r>
-        <w:rPr>
-          <w:lang w:eastAsia="en-GB"/>
-        </w:rPr>
-        <w:t>Coronary artery disease (CAD)</w:t>
-      </w:r>
-      <w:r>
-        <w:rPr>
-          <w:lang w:eastAsia="en-GB"/>
-        </w:rPr>
-        <w:t xml:space="preserve">, </w:t>
-      </w:r>
-      <w:r>
-        <w:rPr>
-          <w:lang w:eastAsia="en-GB"/>
-        </w:rPr>
-        <w:t>Heart failure</w:t>
-      </w:r>
-      <w:r>
-        <w:rPr>
-          <w:lang w:eastAsia="en-GB"/>
-        </w:rPr>
-        <w:t xml:space="preserve">, </w:t>
-      </w:r>
-      <w:r>
-        <w:rPr>
-          <w:lang w:eastAsia="en-GB"/>
-        </w:rPr>
-        <w:t>Chronic kidney disease</w:t>
-      </w:r>
-      <w:r>
-        <w:rPr>
-          <w:lang w:eastAsia="en-GB"/>
-        </w:rPr>
-        <w:t xml:space="preserve">, </w:t>
-      </w:r>
-      <w:r>
-        <w:rPr>
-          <w:lang w:eastAsia="en-GB"/>
-        </w:rPr>
-        <w:t>Stroke</w:t>
-      </w:r>
-      <w:r>
-        <w:rPr>
-          <w:lang w:eastAsia="en-GB"/>
-        </w:rPr>
-        <w:t xml:space="preserve">, </w:t>
-      </w:r>
-      <w:r>
-        <w:rPr>
-          <w:lang w:eastAsia="en-GB"/>
-        </w:rPr>
-        <w:t xml:space="preserve">Intracerebral </w:t>
-      </w:r>
-      <w:proofErr w:type="spellStart"/>
-      <w:r>
-        <w:rPr>
-          <w:lang w:eastAsia="en-GB"/>
-        </w:rPr>
-        <w:t>hemorrhage</w:t>
-      </w:r>
-      <w:proofErr w:type="spellEnd"/>
-      <w:r>
-        <w:rPr>
-          <w:lang w:eastAsia="en-GB"/>
-        </w:rPr>
-        <w:t xml:space="preserve">, </w:t>
-      </w:r>
-      <w:r>
-        <w:rPr>
-          <w:lang w:eastAsia="en-GB"/>
-        </w:rPr>
-        <w:t>Transient ischemic attack (TIA)</w:t>
-      </w:r>
-      <w:r>
-        <w:rPr>
-          <w:lang w:eastAsia="en-GB"/>
-        </w:rPr>
-        <w:t xml:space="preserve">, </w:t>
-      </w:r>
-      <w:r>
-        <w:rPr>
-          <w:lang w:eastAsia="en-GB"/>
-        </w:rPr>
-        <w:t>Peripheral artery disease (PAD)</w:t>
-      </w:r>
-      <w:r>
-        <w:rPr>
-          <w:lang w:eastAsia="en-GB"/>
-        </w:rPr>
-        <w:t xml:space="preserve">, </w:t>
-      </w:r>
-      <w:r>
-        <w:rPr>
-          <w:lang w:eastAsia="en-GB"/>
-        </w:rPr>
-        <w:t>Aortic regurgitation</w:t>
-      </w:r>
-      <w:r>
-        <w:rPr>
-          <w:lang w:eastAsia="en-GB"/>
-        </w:rPr>
-        <w:t xml:space="preserve">, </w:t>
-      </w:r>
-      <w:r>
-        <w:rPr>
-          <w:lang w:eastAsia="en-GB"/>
-        </w:rPr>
-        <w:t>Atrial flutter</w:t>
-      </w:r>
-      <w:r>
-        <w:rPr>
-          <w:lang w:eastAsia="en-GB"/>
-        </w:rPr>
-        <w:t xml:space="preserve">, </w:t>
-      </w:r>
-      <w:r>
-        <w:rPr>
-          <w:lang w:eastAsia="en-GB"/>
-        </w:rPr>
-        <w:t>Mild cognitive impairment (MCI)</w:t>
-      </w:r>
-      <w:r>
-        <w:rPr>
-          <w:lang w:eastAsia="en-GB"/>
-        </w:rPr>
-        <w:t>.</w:t>
+        <w:t xml:space="preserve">The diagnosis of hypertension is established through repeated blood pressure measurements taken on multiple separate occasions to confirm a sustained elevation. For accuracy, measurements should be performed using a correctly sized cuff on a calibrated device while the patient is rested and seated. A diagnosis is generally made if clinic blood pressure readings are consistently 140/90 millimetres of mercury (mmHg) or higher. To confirm the diagnosis and exclude white coat hypertension, where blood pressure is elevated in a clinical setting but normal at other times, Ambulatory Blood Pressure Monitoring (ABPM) or Home Blood Pressure Monitoring (HBPM) is often recommended. Further evaluation includes a comprehensive medical history, physical examination, and investigations such as urinalysis, blood tests for electrolytes and creatinine, a lipid profile, and an electrocardiogram (ECG) to assess for potential end-organ damage.</w:t>
       </w:r>
     </w:p>
     <w:p>
       <w:pPr>
-        <w:spacing w:before="360" w:after="240" w:line="240" w:lineRule="auto"/>
-        <w:outlineLvl w:val="2"/>
-        <w:rPr>
-          <w:rFonts w:ascii="Segoe UI" w:eastAsia="Times New Roman" w:hAnsi="Segoe UI" w:cs="Segoe UI"/>
-          <w:b/>
-          <w:bCs/>
-          <w:sz w:val="30"/>
-          <w:szCs w:val="30"/>
-          <w:lang w:eastAsia="en-GB"/>
-        </w:rPr>
-      </w:pPr>
-    </w:p>
-    <w:p>
-      <w:pPr>
-        <w:spacing w:before="360" w:after="240" w:line="240" w:lineRule="auto"/>
-        <w:outlineLvl w:val="2"/>
-        <w:rPr>
-          <w:rFonts w:ascii="Segoe UI" w:eastAsia="Times New Roman" w:hAnsi="Segoe UI" w:cs="Segoe UI"/>
-          <w:b/>
-          <w:bCs/>
-          <w:sz w:val="30"/>
-          <w:szCs w:val="30"/>
-          <w:lang w:eastAsia="en-GB"/>
-        </w:rPr>
-      </w:pPr>
-    </w:p>
-    <w:p>
+        <w:pStyle w:val="Heading1"/>
+      </w:pPr>
       <w:r>
-        <w:br w:type="page"/>
+        <w:t xml:space="preserve">Therapeutic plan/ treatment</w:t>
       </w:r>
     </w:p>
     <w:p>
       <w:pPr>
-        <w:pStyle w:val="Heading1"/>
-        <w:rPr>
-          <w:rFonts w:ascii="Arial Rounded MT Bold" w:hAnsi="Arial Rounded MT Bold"/>
-          <w:b/>
-          <w:bCs/>
-          <w:sz w:val="48"/>
-          <w:szCs w:val="48"/>
-        </w:rPr>
+        <w:pStyle w:val="Normal"/>
       </w:pPr>
       <w:r>
-        <w:rPr>
-          <w:rFonts w:ascii="Arial Rounded MT Bold" w:hAnsi="Arial Rounded MT Bold"/>
-          <w:b/>
-          <w:bCs/>
-          <w:sz w:val="48"/>
-          <w:szCs w:val="48"/>
-        </w:rPr>
-        <w:lastRenderedPageBreak/>
-        <w:t>Phenotyping plan</w:t>
+        <w:t xml:space="preserve">Management of hypertension typically begins with lifestyle modifications, including adopting a diet low in sodium, increasing physical activity, managing weight, and moderating alcohol intake. If blood pressure remains above the target level, pharmacological therapy is initiated. First-line medications commonly include an angiotensin-converting enzyme (ACE) inhibitor, an angiotensin II receptor blocker (ARB), a calcium channel blocker, or a thiazide-like diuretic. The initial choice of agent may be influenced by the patient's age, ethnicity, and comorbid conditions. If monotherapy is insufficient to control blood pressure, a combination of drugs from different classes is used. Treatment may be escalated by adding a second or third medication until the blood pressure target is achieved. Resistant hypertension, which is defined as blood pressure that remains high despite treatment with at least three different antihypertensive drug classes, requires further investigation and specialist management.</w:t>
       </w:r>
     </w:p>
     <w:p>
       <w:pPr>
-        <w:rPr>
-          <w:lang w:eastAsia="en-GB"/>
-        </w:rPr>
-      </w:pPr>
-    </w:p>
-    <w:p>
-      <w:pPr>
-        <w:rPr>
-          <w:i/>
-          <w:iCs/>
-          <w:u w:val="single"/>
-        </w:rPr>
+        <w:pStyle w:val="Heading1"/>
       </w:pPr>
       <w:r>
-        <w:rPr>
-          <w:i/>
-          <w:iCs/>
-          <w:u w:val="single"/>
-        </w:rPr>
-        <w:t>Inclusion criteria:</w:t>
+        <w:t xml:space="preserve">Complications and prognosis</w:t>
       </w:r>
     </w:p>
     <w:p>
+      <w:pPr>
+        <w:pStyle w:val="Normal"/>
+      </w:pPr>
       <w:r>
-        <w:t>At least one record of a diagnosis code for essential hypertension (</w:t>
-      </w:r>
-      <w:proofErr w:type="spellStart"/>
-      <w:r>
-        <w:t>ConceptId</w:t>
-      </w:r>
-      <w:proofErr w:type="spellEnd"/>
-      <w:r>
-        <w:t xml:space="preserve"> = </w:t>
-      </w:r>
-      <w:r>
-        <w:t>320128L</w:t>
-      </w:r>
-      <w:r>
-        <w:t xml:space="preserve">). </w:t>
+        <w:t xml:space="preserve">Sustained high blood pressure can lead to serious complications by damaging various organs over time. Major complications include ischaemic and haemorrhagic stroke, myocardial infarction, heart failure, peripheral arterial disease, chronic kidney disease which may progress to renal failure, and hypertensive retinopathy which can result in vision loss. The prognosis for individuals with hypertension depends heavily on the effectiveness of blood pressure control and the management of associated cardiovascular risk factors. With well-managed blood pressure, the risk of long-term complications is significantly reduced, and individuals can have a normal life expectancy. Conversely, poorly controlled or untreated hypertension is associated with a substantial increase in morbidity and premature mortality.</w:t>
       </w:r>
     </w:p>
     <w:p>
       <w:pPr>
-        <w:rPr>
-          <w:i/>
-          <w:iCs/>
-          <w:u w:val="single"/>
-        </w:rPr>
+        <w:pStyle w:val="Heading1"/>
       </w:pPr>
       <w:r>
-        <w:rPr>
-          <w:i/>
-          <w:iCs/>
-          <w:u w:val="single"/>
-        </w:rPr>
-        <w:t>Index date:</w:t>
+        <w:t xml:space="preserve">Disqualifiers/ differential diagnoses</w:t>
       </w:r>
     </w:p>
     <w:p>
+      <w:pPr>
+        <w:pStyle w:val="Normal"/>
+      </w:pPr>
       <w:r>
-        <w:t xml:space="preserve">Date of the first occurrence of the essential hypertension diagnosis code. </w:t>
-      </w:r>
-    </w:p>
-    <w:p>
-      <w:pPr>
-        <w:rPr>
-          <w:i/>
-          <w:iCs/>
-          <w:u w:val="single"/>
-        </w:rPr>
-      </w:pPr>
-      <w:r>
-        <w:rPr>
-          <w:i/>
-          <w:iCs/>
-          <w:u w:val="single"/>
-        </w:rPr>
-        <w:t>Exit criteria:</w:t>
-      </w:r>
-    </w:p>
-    <w:p>
-      <w:r>
-        <w:t xml:space="preserve">As it is considered a chronic condition, once a patient enters the cohort they remain in it until the end of their observation period in the database. </w:t>
+        <w:t xml:space="preserve">When assessing a patient with elevated blood pressure, the primary diagnostic consideration is to distinguish between primary (essential) hypertension and secondary hypertension, which is caused by an identifiable underlying pathology. Investigations for secondary causes are particularly important for patients with an atypical presentation, such as a young age of onset, or for those with resistant hypertension. Potential causes of secondary hypertension that must be considered include chronic kidney disease, renovascular disease such as renal artery stenosis, endocrine disorders like primary aldosteronism and phaeochromocytoma, and obstructive sleep apnoea. Additionally, certain medications, such as non-steroidal anti-inflammatory drugs (NSAIDs) and oral contraceptives, can contribute to elevated blood pressure.</w:t>
       </w:r>
     </w:p>
     <w:sectPr>
@@ -641,6 +209,30 @@
 </w:document>
 </file>
 
+<file path=word/comments.xml><?xml version="1.0" encoding="utf-8"?>
+<w:comments xmlns:wpc="http://schemas.microsoft.com/office/word/2010/wordprocessingCanvas" xmlns:mo="http://schemas.microsoft.com/office/mac/office/2008/main" xmlns:mc="http://schemas.openxmlformats.org/markup-compatibility/2006" xmlns:mv="urn:schemas-microsoft-com:mac:vml" xmlns:o="urn:schemas-microsoft-com:office:office" xmlns:r="http://schemas.openxmlformats.org/officeDocument/2006/relationships" xmlns:m="http://schemas.openxmlformats.org/officeDocument/2006/math" xmlns:v="urn:schemas-microsoft-com:vml" xmlns:wp14="http://schemas.microsoft.com/office/word/2010/wordprocessingDrawing" xmlns:wp="http://schemas.openxmlformats.org/drawingml/2006/wordprocessingDrawing" xmlns:w10="urn:schemas-microsoft-com:office:word" xmlns:w="http://schemas.openxmlformats.org/wordprocessingml/2006/main" xmlns:w14="http://schemas.microsoft.com/office/word/2010/wordml" xmlns:wpg="http://schemas.microsoft.com/office/word/2010/wordprocessingGroup" xmlns:wpi="http://schemas.microsoft.com/office/word/2010/wordprocessingInk" xmlns:wne="http://schemas.microsoft.com/office/word/2006/wordml" xmlns:wps="http://schemas.microsoft.com/office/word/2010/wordprocessingShape" mc:Ignorable="w14 wp14">
+</w:comments>
+</file>
+
+<file path=word/footnotes.xml><?xml version="1.0" encoding="utf-8"?>
+<w:footnotes xmlns:wpc="http://schemas.microsoft.com/office/word/2010/wordprocessingCanvas" xmlns:mo="http://schemas.microsoft.com/office/mac/office/2008/main" xmlns:mc="http://schemas.openxmlformats.org/markup-compatibility/2006" xmlns:mv="urn:schemas-microsoft-com:mac:vml" xmlns:o="urn:schemas-microsoft-com:office:office" xmlns:r="http://schemas.openxmlformats.org/officeDocument/2006/relationships" xmlns:m="http://schemas.openxmlformats.org/officeDocument/2006/math" xmlns:v="urn:schemas-microsoft-com:vml" xmlns:wp14="http://schemas.microsoft.com/office/word/2010/wordprocessingDrawing" xmlns:wp="http://schemas.openxmlformats.org/drawingml/2006/wordprocessingDrawing" xmlns:w10="urn:schemas-microsoft-com:office:word" xmlns:w="http://schemas.openxmlformats.org/wordprocessingml/2006/main" xmlns:w14="http://schemas.microsoft.com/office/word/2010/wordml" xmlns:wpg="http://schemas.microsoft.com/office/word/2010/wordprocessingGroup" xmlns:wpi="http://schemas.microsoft.com/office/word/2010/wordprocessingInk" xmlns:wne="http://schemas.microsoft.com/office/word/2006/wordml" xmlns:wps="http://schemas.microsoft.com/office/word/2010/wordprocessingShape" mc:Ignorable="w14 wp14">
+  <w:footnote w:type="separator" w:id="-1">
+    <w:p>
+      <w:r>
+        <w:separator/>
+      </w:r>
+    </w:p>
+  </w:footnote>
+  <w:footnote w:type="continuationSeparator" w:id="0">
+    <w:p>
+      <w:r>
+        <w:continuationSeparator/>
+      </w:r>
+    </w:p>
+  </w:footnote>
+</w:footnotes>
+</file>
+
 <file path=word/numbering.xml><?xml version="1.0" encoding="utf-8"?>
 <w:numbering xmlns:wpc="http://schemas.microsoft.com/office/word/2010/wordprocessingCanvas" xmlns:cx="http://schemas.microsoft.com/office/drawing/2014/chartex" xmlns:cx1="http://schemas.microsoft.com/office/drawing/2015/9/8/chartex" xmlns:cx2="http://schemas.microsoft.com/office/drawing/2015/10/21/chartex" xmlns:cx3="http://schemas.microsoft.com/office/drawing/2016/5/9/chartex" xmlns:cx4="http://schemas.microsoft.com/office/drawing/2016/5/10/chartex" xmlns:cx5="http://schemas.microsoft.com/office/drawing/2016/5/11/chartex" xmlns:cx6="http://schemas.microsoft.com/office/drawing/2016/5/12/chartex" xmlns:cx7="http://schemas.microsoft.com/office/drawing/2016/5/13/chartex" xmlns:cx8="http://schemas.microsoft.com/office/drawing/2016/5/14/chartex" xmlns:mc="http://schemas.openxmlformats.org/markup-compatibility/2006" xmlns:aink="http://schemas.microsoft.com/office/drawing/2016/ink" xmlns:am3d="http://schemas.microsoft.com/office/drawing/2017/model3d" xmlns:o="urn:schemas-microsoft-com:office:office" xmlns:oel="http://schemas.microsoft.com/office/2019/extlst" xmlns:r="http://schemas.openxmlformats.org/officeDocument/2006/relationships" xmlns:m="http://schemas.openxmlformats.org/officeDocument/2006/math" xmlns:v="urn:schemas-microsoft-com:vml" xmlns:wp14="http://schemas.microsoft.com/office/word/2010/wordprocessingDrawing" xmlns:wp="http://schemas.openxmlformats.org/drawingml/2006/wordprocessingDrawing" xmlns:w10="urn:schemas-microsoft-com:office:word" xmlns:w="http://schemas.openxmlformats.org/wordprocessingml/2006/main" xmlns:w14="http://schemas.microsoft.com/office/word/2010/wordml" xmlns:w15="http://schemas.microsoft.com/office/word/2012/wordml" xmlns:w16cex="http://schemas.microsoft.com/office/word/2018/wordml/cex" xmlns:w16cid="http://schemas.microsoft.com/office/word/2016/wordml/cid" xmlns:w16="http://schemas.microsoft.com/office/word/2018/wordml" xmlns:w16du="http://schemas.microsoft.com/office/word/2023/wordml/word16du" xmlns:w16sdtdh="http://schemas.microsoft.com/office/word/2020/wordml/sdtdatahash" xmlns:w16sdtfl="http://schemas.microsoft.com/office/word/2024/wordml/sdtformatlock" xmlns:w16se="http://schemas.microsoft.com/office/word/2015/wordml/symex" xmlns:wpg="http://schemas.microsoft.com/office/word/2010/wordprocessingGroup" xmlns:wpi="http://schemas.microsoft.com/office/word/2010/wordprocessingInk" xmlns:wne="http://schemas.microsoft.com/office/word/2006/wordml" xmlns:wps="http://schemas.microsoft.com/office/word/2010/wordprocessingShape" mc:Ignorable="w14 w15 w16se w16cid w16 w16cex w16sdtdh w16sdtfl w16du wp14">
   <w:abstractNum w:abstractNumId="0" w15:restartNumberingAfterBreak="0">
@@ -906,155 +498,6 @@
     </w:lvl>
   </w:abstractNum>
   <w:abstractNum w:abstractNumId="2" w15:restartNumberingAfterBreak="0">
-    <w:nsid w:val="39941172"/>
-    <w:multiLevelType w:val="multilevel"/>
-    <w:tmpl w:val="00ECBD04"/>
-    <w:lvl w:ilvl="0">
-      <w:start w:val="1"/>
-      <w:numFmt w:val="bullet"/>
-      <w:lvlText w:val=""/>
-      <w:lvlJc w:val="left"/>
-      <w:pPr>
-        <w:tabs>
-          <w:tab w:val="num" w:pos="720"/>
-        </w:tabs>
-        <w:ind w:left="720" w:hanging="360"/>
-      </w:pPr>
-      <w:rPr>
-        <w:rFonts w:ascii="Symbol" w:hAnsi="Symbol" w:hint="default"/>
-        <w:sz w:val="20"/>
-      </w:rPr>
-    </w:lvl>
-    <w:lvl w:ilvl="1">
-      <w:start w:val="1"/>
-      <w:numFmt w:val="bullet"/>
-      <w:lvlText w:val="o"/>
-      <w:lvlJc w:val="left"/>
-      <w:pPr>
-        <w:tabs>
-          <w:tab w:val="num" w:pos="1440"/>
-        </w:tabs>
-        <w:ind w:left="1440" w:hanging="360"/>
-      </w:pPr>
-      <w:rPr>
-        <w:rFonts w:ascii="Courier New" w:hAnsi="Courier New" w:hint="default"/>
-        <w:sz w:val="20"/>
-      </w:rPr>
-    </w:lvl>
-    <w:lvl w:ilvl="2" w:tentative="1">
-      <w:start w:val="1"/>
-      <w:numFmt w:val="bullet"/>
-      <w:lvlText w:val=""/>
-      <w:lvlJc w:val="left"/>
-      <w:pPr>
-        <w:tabs>
-          <w:tab w:val="num" w:pos="2160"/>
-        </w:tabs>
-        <w:ind w:left="2160" w:hanging="360"/>
-      </w:pPr>
-      <w:rPr>
-        <w:rFonts w:ascii="Wingdings" w:hAnsi="Wingdings" w:hint="default"/>
-        <w:sz w:val="20"/>
-      </w:rPr>
-    </w:lvl>
-    <w:lvl w:ilvl="3" w:tentative="1">
-      <w:start w:val="1"/>
-      <w:numFmt w:val="bullet"/>
-      <w:lvlText w:val=""/>
-      <w:lvlJc w:val="left"/>
-      <w:pPr>
-        <w:tabs>
-          <w:tab w:val="num" w:pos="2880"/>
-        </w:tabs>
-        <w:ind w:left="2880" w:hanging="360"/>
-      </w:pPr>
-      <w:rPr>
-        <w:rFonts w:ascii="Wingdings" w:hAnsi="Wingdings" w:hint="default"/>
-        <w:sz w:val="20"/>
-      </w:rPr>
-    </w:lvl>
-    <w:lvl w:ilvl="4" w:tentative="1">
-      <w:start w:val="1"/>
-      <w:numFmt w:val="bullet"/>
-      <w:lvlText w:val=""/>
-      <w:lvlJc w:val="left"/>
-      <w:pPr>
-        <w:tabs>
-          <w:tab w:val="num" w:pos="3600"/>
-        </w:tabs>
-        <w:ind w:left="3600" w:hanging="360"/>
-      </w:pPr>
-      <w:rPr>
-        <w:rFonts w:ascii="Wingdings" w:hAnsi="Wingdings" w:hint="default"/>
-        <w:sz w:val="20"/>
-      </w:rPr>
-    </w:lvl>
-    <w:lvl w:ilvl="5" w:tentative="1">
-      <w:start w:val="1"/>
-      <w:numFmt w:val="bullet"/>
-      <w:lvlText w:val=""/>
-      <w:lvlJc w:val="left"/>
-      <w:pPr>
-        <w:tabs>
-          <w:tab w:val="num" w:pos="4320"/>
-        </w:tabs>
-        <w:ind w:left="4320" w:hanging="360"/>
-      </w:pPr>
-      <w:rPr>
-        <w:rFonts w:ascii="Wingdings" w:hAnsi="Wingdings" w:hint="default"/>
-        <w:sz w:val="20"/>
-      </w:rPr>
-    </w:lvl>
-    <w:lvl w:ilvl="6" w:tentative="1">
-      <w:start w:val="1"/>
-      <w:numFmt w:val="bullet"/>
-      <w:lvlText w:val=""/>
-      <w:lvlJc w:val="left"/>
-      <w:pPr>
-        <w:tabs>
-          <w:tab w:val="num" w:pos="5040"/>
-        </w:tabs>
-        <w:ind w:left="5040" w:hanging="360"/>
-      </w:pPr>
-      <w:rPr>
-        <w:rFonts w:ascii="Wingdings" w:hAnsi="Wingdings" w:hint="default"/>
-        <w:sz w:val="20"/>
-      </w:rPr>
-    </w:lvl>
-    <w:lvl w:ilvl="7" w:tentative="1">
-      <w:start w:val="1"/>
-      <w:numFmt w:val="bullet"/>
-      <w:lvlText w:val=""/>
-      <w:lvlJc w:val="left"/>
-      <w:pPr>
-        <w:tabs>
-          <w:tab w:val="num" w:pos="5760"/>
-        </w:tabs>
-        <w:ind w:left="5760" w:hanging="360"/>
-      </w:pPr>
-      <w:rPr>
-        <w:rFonts w:ascii="Wingdings" w:hAnsi="Wingdings" w:hint="default"/>
-        <w:sz w:val="20"/>
-      </w:rPr>
-    </w:lvl>
-    <w:lvl w:ilvl="8" w:tentative="1">
-      <w:start w:val="1"/>
-      <w:numFmt w:val="bullet"/>
-      <w:lvlText w:val=""/>
-      <w:lvlJc w:val="left"/>
-      <w:pPr>
-        <w:tabs>
-          <w:tab w:val="num" w:pos="6480"/>
-        </w:tabs>
-        <w:ind w:left="6480" w:hanging="360"/>
-      </w:pPr>
-      <w:rPr>
-        <w:rFonts w:ascii="Wingdings" w:hAnsi="Wingdings" w:hint="default"/>
-        <w:sz w:val="20"/>
-      </w:rPr>
-    </w:lvl>
-  </w:abstractNum>
-  <w:abstractNum w:abstractNumId="3" w15:restartNumberingAfterBreak="0">
     <w:nsid w:val="3B7B1BE6"/>
     <w:multiLevelType w:val="multilevel"/>
     <w:tmpl w:val="F3E059E8"/>
@@ -1207,13 +650,10 @@
     <w:abstractNumId w:val="1"/>
   </w:num>
   <w:num w:numId="2" w16cid:durableId="689529679">
-    <w:abstractNumId w:val="3"/>
+    <w:abstractNumId w:val="2"/>
   </w:num>
   <w:num w:numId="3" w16cid:durableId="894926017">
     <w:abstractNumId w:val="0"/>
-  </w:num>
-  <w:num w:numId="4" w16cid:durableId="1812090547">
-    <w:abstractNumId w:val="2"/>
   </w:num>
 </w:numbering>
 </file>
@@ -1616,68 +1056,51 @@
   <w:style w:type="paragraph" w:default="1" w:styleId="Normal">
     <w:name w:val="Normal"/>
     <w:qFormat/>
-    <w:rsid w:val="008E6943"/>
   </w:style>
   <w:style w:type="paragraph" w:styleId="Heading1">
     <w:name w:val="heading 1"/>
     <w:basedOn w:val="Normal"/>
     <w:next w:val="Normal"/>
     <w:link w:val="Heading1Char"/>
+    <w:autoRedefine/>
     <w:uiPriority w:val="9"/>
     <w:qFormat/>
-    <w:rsid w:val="00B421F3"/>
+    <w:rsid w:val="005F3752"/>
     <w:pPr>
-      <w:keepNext/>
-      <w:keepLines/>
-      <w:spacing w:before="240" w:after="0"/>
       <w:outlineLvl w:val="0"/>
     </w:pPr>
     <w:rPr>
-      <w:rFonts w:asciiTheme="majorHAnsi" w:eastAsiaTheme="majorEastAsia" w:hAnsiTheme="majorHAnsi" w:cstheme="majorBidi"/>
-      <w:color w:val="2F5496" w:themeColor="accent1" w:themeShade="BF"/>
-      <w:sz w:val="32"/>
-      <w:szCs w:val="32"/>
+      <w:b/>
+      <w:sz w:val="24"/>
+      <w:u w:val="single"/>
     </w:rPr>
   </w:style>
   <w:style w:type="paragraph" w:styleId="Heading2">
     <w:name w:val="heading 2"/>
-    <w:basedOn w:val="Normal"/>
+    <w:basedOn w:val="Title"/>
     <w:link w:val="Heading2Char"/>
     <w:uiPriority w:val="9"/>
     <w:qFormat/>
-    <w:rsid w:val="007E1F2D"/>
+    <w:rsid w:val="004C3936"/>
     <w:pPr>
-      <w:spacing w:before="100" w:beforeAutospacing="1" w:after="100" w:afterAutospacing="1" w:line="240" w:lineRule="auto"/>
+      <w:jc w:val="left"/>
       <w:outlineLvl w:val="1"/>
     </w:pPr>
     <w:rPr>
-      <w:rFonts w:ascii="Times New Roman" w:eastAsia="Times New Roman" w:hAnsi="Times New Roman" w:cs="Times New Roman"/>
-      <w:b/>
-      <w:bCs/>
-      <w:sz w:val="36"/>
-      <w:szCs w:val="36"/>
-      <w:lang w:eastAsia="en-GB"/>
+      <w:sz w:val="22"/>
+      <w:u w:val="none"/>
     </w:rPr>
   </w:style>
   <w:style w:type="paragraph" w:styleId="Heading3">
     <w:name w:val="heading 3"/>
-    <w:basedOn w:val="Normal"/>
+    <w:basedOn w:val="Heading2"/>
     <w:link w:val="Heading3Char"/>
     <w:uiPriority w:val="9"/>
     <w:qFormat/>
-    <w:rsid w:val="007E1F2D"/>
+    <w:rsid w:val="005D487C"/>
     <w:pPr>
-      <w:spacing w:before="100" w:beforeAutospacing="1" w:after="100" w:afterAutospacing="1" w:line="240" w:lineRule="auto"/>
       <w:outlineLvl w:val="2"/>
     </w:pPr>
-    <w:rPr>
-      <w:rFonts w:ascii="Times New Roman" w:eastAsia="Times New Roman" w:hAnsi="Times New Roman" w:cs="Times New Roman"/>
-      <w:b/>
-      <w:bCs/>
-      <w:sz w:val="27"/>
-      <w:szCs w:val="27"/>
-      <w:lang w:eastAsia="en-GB"/>
-    </w:rPr>
   </w:style>
   <w:style w:type="character" w:default="1" w:styleId="DefaultParagraphFont">
     <w:name w:val="Default Paragraph Font"/>
@@ -1711,14 +1134,9 @@
     <w:basedOn w:val="DefaultParagraphFont"/>
     <w:link w:val="Heading2"/>
     <w:uiPriority w:val="9"/>
-    <w:rsid w:val="007E1F2D"/>
+    <w:rsid w:val="004C3936"/>
     <w:rPr>
-      <w:rFonts w:ascii="Times New Roman" w:eastAsia="Times New Roman" w:hAnsi="Times New Roman" w:cs="Times New Roman"/>
       <w:b/>
-      <w:bCs/>
-      <w:sz w:val="36"/>
-      <w:szCs w:val="36"/>
-      <w:lang w:eastAsia="en-GB"/>
     </w:rPr>
   </w:style>
   <w:style w:type="character" w:customStyle="1" w:styleId="Heading3Char">
@@ -1726,15 +1144,7 @@
     <w:basedOn w:val="DefaultParagraphFont"/>
     <w:link w:val="Heading3"/>
     <w:uiPriority w:val="9"/>
-    <w:rsid w:val="007E1F2D"/>
-    <w:rPr>
-      <w:rFonts w:ascii="Times New Roman" w:eastAsia="Times New Roman" w:hAnsi="Times New Roman" w:cs="Times New Roman"/>
-      <w:b/>
-      <w:bCs/>
-      <w:sz w:val="27"/>
-      <w:szCs w:val="27"/>
-      <w:lang w:eastAsia="en-GB"/>
-    </w:rPr>
+    <w:rsid w:val="005D487C"/>
   </w:style>
   <w:style w:type="paragraph" w:styleId="NormalWeb">
     <w:name w:val="Normal (Web)"/>
@@ -1805,12 +1215,11 @@
     <w:basedOn w:val="DefaultParagraphFont"/>
     <w:link w:val="Heading1"/>
     <w:uiPriority w:val="9"/>
-    <w:rsid w:val="00B421F3"/>
+    <w:rsid w:val="005F3752"/>
     <w:rPr>
-      <w:rFonts w:asciiTheme="majorHAnsi" w:eastAsiaTheme="majorEastAsia" w:hAnsiTheme="majorHAnsi" w:cstheme="majorBidi"/>
-      <w:color w:val="2F5496" w:themeColor="accent1" w:themeShade="BF"/>
-      <w:sz w:val="32"/>
-      <w:szCs w:val="32"/>
+      <w:b/>
+      <w:sz w:val="24"/>
+      <w:u w:val="single"/>
     </w:rPr>
   </w:style>
   <w:style w:type="paragraph" w:styleId="Revision">
@@ -1846,15 +1255,32 @@
       <w:shd w:val="clear" w:color="auto" w:fill="E1DFDD"/>
     </w:rPr>
   </w:style>
-  <w:style w:type="character" w:styleId="FollowedHyperlink">
-    <w:name w:val="FollowedHyperlink"/>
+  <w:style w:type="paragraph" w:styleId="Title">
+    <w:name w:val="Title"/>
+    <w:basedOn w:val="Heading1"/>
+    <w:next w:val="Normal"/>
+    <w:link w:val="TitleChar"/>
+    <w:autoRedefine/>
+    <w:uiPriority w:val="10"/>
+    <w:qFormat/>
+    <w:rsid w:val="004C3936"/>
+    <w:pPr>
+      <w:spacing w:line="360" w:lineRule="auto"/>
+      <w:jc w:val="center"/>
+    </w:pPr>
+    <w:rPr>
+      <w:sz w:val="28"/>
+    </w:rPr>
+  </w:style>
+  <w:style w:type="character" w:customStyle="1" w:styleId="TitleChar">
+    <w:name w:val="Title Char"/>
     <w:basedOn w:val="DefaultParagraphFont"/>
-    <w:uiPriority w:val="99"/>
-    <w:semiHidden/>
-    <w:unhideWhenUsed/>
-    <w:rsid w:val="00413E31"/>
+    <w:link w:val="Title"/>
+    <w:uiPriority w:val="10"/>
+    <w:rsid w:val="004C3936"/>
     <w:rPr>
-      <w:color w:val="954F72" w:themeColor="followedHyperlink"/>
+      <w:b/>
+      <w:sz w:val="28"/>
       <w:u w:val="single"/>
     </w:rPr>
   </w:style>
@@ -2157,6 +1583,19 @@
 </file>
 
 <file path=customXml/item1.xml><?xml version="1.0" encoding="utf-8"?>
+<?mso-contentType ?>
+<FormTemplates xmlns="http://schemas.microsoft.com/sharepoint/v3/contenttype/forms">
+  <Display>DocumentLibraryForm</Display>
+  <Edit>DocumentLibraryForm</Edit>
+  <New>DocumentLibraryForm</New>
+</FormTemplates>
+</file>
+
+<file path=customXml/item2.xml><?xml version="1.0" encoding="utf-8"?>
+<b:Sources xmlns:b="http://schemas.openxmlformats.org/officeDocument/2006/bibliography" xmlns="http://schemas.openxmlformats.org/officeDocument/2006/bibliography" SelectedStyle="/APASixthEditionOfficeOnline.xsl" StyleName="APA" Version="6"/>
+</file>
+
+<file path=customXml/item3.xml><?xml version="1.0" encoding="utf-8"?>
 <p:properties xmlns:p="http://schemas.microsoft.com/office/2006/metadata/properties" xmlns:xsi="http://www.w3.org/2001/XMLSchema-instance" xmlns:pc="http://schemas.microsoft.com/office/infopath/2007/PartnerControls">
   <documentManagement>
     <Math_Settings xmlns="3aedf1c0-925e-4524-a733-b26409c497aa" xsi:nil="true"/>
@@ -2218,16 +1657,7 @@
 </p:properties>
 </file>
 
-<file path=customXml/item2.xml><?xml version="1.0" encoding="utf-8"?>
-<?mso-contentType ?>
-<FormTemplates xmlns="http://schemas.microsoft.com/sharepoint/v3/contenttype/forms">
-  <Display>DocumentLibraryForm</Display>
-  <Edit>DocumentLibraryForm</Edit>
-  <New>DocumentLibraryForm</New>
-</FormTemplates>
-</file>
-
-<file path=customXml/item3.xml><?xml version="1.0" encoding="utf-8"?>
+<file path=customXml/item4.xml><?xml version="1.0" encoding="utf-8"?>
 <ct:contentTypeSchema xmlns:ct="http://schemas.microsoft.com/office/2006/metadata/contentType" xmlns:ma="http://schemas.microsoft.com/office/2006/metadata/properties/metaAttributes" ct:_="" ma:_="" ma:contentTypeName="Document" ma:contentTypeID="0x010100E53B207407E20E42891CE4C8204B656A" ma:contentTypeVersion="40" ma:contentTypeDescription="Create a new document." ma:contentTypeScope="" ma:versionID="abb8471426c16e47caf96aed0162e2fc">
   <xsd:schema xmlns:xsd="http://www.w3.org/2001/XMLSchema" xmlns:xs="http://www.w3.org/2001/XMLSchema" xmlns:p="http://schemas.microsoft.com/office/2006/metadata/properties" xmlns:ns2="3aedf1c0-925e-4524-a733-b26409c497aa" xmlns:ns3="b3804bb9-11fa-4e2e-86f5-8d7bf731dfbd" targetNamespace="http://schemas.microsoft.com/office/2006/metadata/properties" ma:root="true" ma:fieldsID="39a5074b0b31b2ea1bf0f46b12f892f8" ns2:_="" ns3:_="">
     <xsd:import namespace="3aedf1c0-925e-4524-a733-b26409c497aa"/>
@@ -2697,6 +2127,22 @@
 </file>
 
 <file path=customXml/itemProps1.xml><?xml version="1.0" encoding="utf-8"?>
+<ds:datastoreItem xmlns:ds="http://schemas.openxmlformats.org/officeDocument/2006/customXml" ds:itemID="{DC1F5E1F-0057-452C-83F1-21734FEE5FC3}">
+  <ds:schemaRefs>
+    <ds:schemaRef ds:uri="http://schemas.microsoft.com/sharepoint/v3/contenttype/forms"/>
+  </ds:schemaRefs>
+</ds:datastoreItem>
+</file>
+
+<file path=customXml/itemProps2.xml><?xml version="1.0" encoding="utf-8"?>
+<ds:datastoreItem xmlns:ds="http://schemas.openxmlformats.org/officeDocument/2006/customXml" ds:itemID="{076EC2B4-D46E-8942-BB71-AFDD516E1773}">
+  <ds:schemaRefs>
+    <ds:schemaRef ds:uri="http://schemas.openxmlformats.org/officeDocument/2006/bibliography"/>
+  </ds:schemaRefs>
+</ds:datastoreItem>
+</file>
+
+<file path=customXml/itemProps3.xml><?xml version="1.0" encoding="utf-8"?>
 <ds:datastoreItem xmlns:ds="http://schemas.openxmlformats.org/officeDocument/2006/customXml" ds:itemID="{2750510D-F6E9-4EC4-9055-2016929B5183}">
   <ds:schemaRefs>
     <ds:schemaRef ds:uri="http://schemas.microsoft.com/office/2006/metadata/properties"/>
@@ -2707,15 +2153,7 @@
 </ds:datastoreItem>
 </file>
 
-<file path=customXml/itemProps2.xml><?xml version="1.0" encoding="utf-8"?>
-<ds:datastoreItem xmlns:ds="http://schemas.openxmlformats.org/officeDocument/2006/customXml" ds:itemID="{DC1F5E1F-0057-452C-83F1-21734FEE5FC3}">
-  <ds:schemaRefs>
-    <ds:schemaRef ds:uri="http://schemas.microsoft.com/sharepoint/v3/contenttype/forms"/>
-  </ds:schemaRefs>
-</ds:datastoreItem>
-</file>
-
-<file path=customXml/itemProps3.xml><?xml version="1.0" encoding="utf-8"?>
+<file path=customXml/itemProps4.xml><?xml version="1.0" encoding="utf-8"?>
 <ds:datastoreItem xmlns:ds="http://schemas.openxmlformats.org/officeDocument/2006/customXml" ds:itemID="{79417CDB-B2D2-4FF3-A560-28E63ED229AA}">
   <ds:schemaRefs>
     <ds:schemaRef ds:uri="http://schemas.microsoft.com/office/2006/metadata/contentType"/>
